--- a/contestant_sim/API参考/groundfire_lite.docx
+++ b/contestant_sim/API参考/groundfire_lite.docx
@@ -15,7 +15,7 @@
         <w:rPr>
           <w:b/>
         </w:rPr>
-        <w:t>这个程序用到 18 个 API。</w:t>
+        <w:t>这个程序用到 19 个 API。</w:t>
       </w:r>
       <w:r>
         <w:t>SDK 全部能力有 80 个，其余是底层/备用接口，这个程序没用到。条目按程序里出现的先后排，括号里是首次用到的行号——对着源码从上往下读，顺序能对上。本文档自动生成，不要手改。</w:t>
@@ -102,7 +102,52 @@
           </w:tcPr>
           <w:p>
             <w:r>
-              <w:t>22</w:t>
+              <w:t>28</w:t>
+            </w:r>
+          </w:p>
+        </w:tc>
+        <w:tc>
+          <w:tcPr>
+            <w:tcW w:type="dxa" w:w="2160"/>
+          </w:tcPr>
+          <w:p>
+            <w:r>
+              <w:rPr>
+                <w:rFonts w:ascii="Consolas" w:hAnsi="Consolas"/>
+              </w:rPr>
+              <w:t>set_camera_mode</w:t>
+            </w:r>
+          </w:p>
+        </w:tc>
+        <w:tc>
+          <w:tcPr>
+            <w:tcW w:type="dxa" w:w="2160"/>
+          </w:tcPr>
+          <w:p>
+            <w:r>
+              <w:t>视觉：识别与对准</w:t>
+            </w:r>
+          </w:p>
+        </w:tc>
+        <w:tc>
+          <w:tcPr>
+            <w:tcW w:type="dxa" w:w="2160"/>
+          </w:tcPr>
+          <w:p>
+            <w:r>
+              <w:t>切换自己这架飞机某一路相机的检测模式。</w:t>
+            </w:r>
+          </w:p>
+        </w:tc>
+      </w:tr>
+      <w:tr>
+        <w:tc>
+          <w:tcPr>
+            <w:tcW w:type="dxa" w:w="2160"/>
+          </w:tcPr>
+          <w:p>
+            <w:r>
+              <w:t>29</w:t>
             </w:r>
           </w:p>
         </w:tc>
@@ -147,7 +192,7 @@
           </w:tcPr>
           <w:p>
             <w:r>
-              <w:t>23</w:t>
+              <w:t>30</w:t>
             </w:r>
           </w:p>
         </w:tc>
@@ -192,7 +237,52 @@
           </w:tcPr>
           <w:p>
             <w:r>
-              <w:t>24</w:t>
+              <w:t>39</w:t>
+            </w:r>
+          </w:p>
+        </w:tc>
+        <w:tc>
+          <w:tcPr>
+            <w:tcW w:type="dxa" w:w="2160"/>
+          </w:tcPr>
+          <w:p>
+            <w:r>
+              <w:rPr>
+                <w:rFonts w:ascii="Consolas" w:hAnsi="Consolas"/>
+              </w:rPr>
+              <w:t>set_max_vel</w:t>
+            </w:r>
+          </w:p>
+        </w:tc>
+        <w:tc>
+          <w:tcPr>
+            <w:tcW w:type="dxa" w:w="2160"/>
+          </w:tcPr>
+          <w:p>
+            <w:r>
+              <w:t>航线飞行</w:t>
+            </w:r>
+          </w:p>
+        </w:tc>
+        <w:tc>
+          <w:tcPr>
+            <w:tcW w:type="dxa" w:w="2160"/>
+          </w:tcPr>
+          <w:p>
+            <w:r>
+              <w:t>改ego_planner的巡航限速，返回改之前的值（方便用完恢复）。</w:t>
+            </w:r>
+          </w:p>
+        </w:tc>
+      </w:tr>
+      <w:tr>
+        <w:tc>
+          <w:tcPr>
+            <w:tcW w:type="dxa" w:w="2160"/>
+          </w:tcPr>
+          <w:p>
+            <w:r>
+              <w:t>41</w:t>
             </w:r>
           </w:p>
         </w:tc>
@@ -237,7 +327,7 @@
           </w:tcPr>
           <w:p>
             <w:r>
-              <w:t>26</w:t>
+              <w:t>51</w:t>
             </w:r>
           </w:p>
         </w:tc>
@@ -282,7 +372,7 @@
           </w:tcPr>
           <w:p>
             <w:r>
-              <w:t>30</w:t>
+              <w:t>56</w:t>
             </w:r>
           </w:p>
         </w:tc>
@@ -327,7 +417,7 @@
           </w:tcPr>
           <w:p>
             <w:r>
-              <w:t>32</w:t>
+              <w:t>58</w:t>
             </w:r>
           </w:p>
         </w:tc>
@@ -372,7 +462,7 @@
           </w:tcPr>
           <w:p>
             <w:r>
-              <w:t>34</w:t>
+              <w:t>60</w:t>
             </w:r>
           </w:p>
         </w:tc>
@@ -417,7 +507,7 @@
           </w:tcPr>
           <w:p>
             <w:r>
-              <w:t>35</w:t>
+              <w:t>61</w:t>
             </w:r>
           </w:p>
         </w:tc>
@@ -462,7 +552,7 @@
           </w:tcPr>
           <w:p>
             <w:r>
-              <w:t>36</w:t>
+              <w:t>62</w:t>
             </w:r>
           </w:p>
         </w:tc>
@@ -507,7 +597,7 @@
           </w:tcPr>
           <w:p>
             <w:r>
-              <w:t>45</w:t>
+              <w:t>73</w:t>
             </w:r>
           </w:p>
         </w:tc>
@@ -552,7 +642,7 @@
           </w:tcPr>
           <w:p>
             <w:r>
-              <w:t>50</w:t>
+              <w:t>78</w:t>
             </w:r>
           </w:p>
         </w:tc>
@@ -597,7 +687,7 @@
           </w:tcPr>
           <w:p>
             <w:r>
-              <w:t>52</w:t>
+              <w:t>84</w:t>
             </w:r>
           </w:p>
         </w:tc>
@@ -642,52 +732,7 @@
           </w:tcPr>
           <w:p>
             <w:r>
-              <w:t>53</w:t>
-            </w:r>
-          </w:p>
-        </w:tc>
-        <w:tc>
-          <w:tcPr>
-            <w:tcW w:type="dxa" w:w="2160"/>
-          </w:tcPr>
-          <w:p>
-            <w:r>
-              <w:rPr>
-                <w:rFonts w:ascii="Consolas" w:hAnsi="Consolas"/>
-              </w:rPr>
-              <w:t>aim_at</w:t>
-            </w:r>
-          </w:p>
-        </w:tc>
-        <w:tc>
-          <w:tcPr>
-            <w:tcW w:type="dxa" w:w="2160"/>
-          </w:tcPr>
-          <w:p>
-            <w:r>
-              <w:t>视觉：识别与对准</w:t>
-            </w:r>
-          </w:p>
-        </w:tc>
-        <w:tc>
-          <w:tcPr>
-            <w:tcW w:type="dxa" w:w="2160"/>
-          </w:tcPr>
-          <w:p>
-            <w:r>
-              <w:t>把目标挪到画面正中：横向平移 + 升降，机头朝向全程不变。返回是否对上。</w:t>
-            </w:r>
-          </w:p>
-        </w:tc>
-      </w:tr>
-      <w:tr>
-        <w:tc>
-          <w:tcPr>
-            <w:tcW w:type="dxa" w:w="2160"/>
-          </w:tcPr>
-          <w:p>
-            <w:r>
-              <w:t>55</w:t>
+              <w:t>86</w:t>
             </w:r>
           </w:p>
         </w:tc>
@@ -720,7 +765,7 @@
           </w:tcPr>
           <w:p>
             <w:r>
-              <w:t>驱动机械抓。release=False 抓紧，True 松开。</w:t>
+              <w:t>驱动机械抓。release=False 抓紧，True 松开（打开爪子）。</w:t>
             </w:r>
           </w:p>
         </w:tc>
@@ -732,7 +777,7 @@
           </w:tcPr>
           <w:p>
             <w:r>
-              <w:t>56</w:t>
+              <w:t>87</w:t>
             </w:r>
           </w:p>
         </w:tc>
@@ -777,7 +822,7 @@
           </w:tcPr>
           <w:p>
             <w:r>
-              <w:t>59</w:t>
+              <w:t>90</w:t>
             </w:r>
           </w:p>
         </w:tc>
@@ -822,7 +867,7 @@
           </w:tcPr>
           <w:p>
             <w:r>
-              <w:t>60</w:t>
+              <w:t>91</w:t>
             </w:r>
           </w:p>
         </w:tc>
@@ -867,7 +912,7 @@
           </w:tcPr>
           <w:p>
             <w:r>
-              <w:t>64</w:t>
+              <w:t>95</w:t>
             </w:r>
           </w:p>
         </w:tc>
@@ -926,7 +971,7 @@
           <w:b/>
           <w:sz w:val="22"/>
         </w:rPr>
-        <w:t>open_inbox(*events: str)</w:t>
+        <w:t>set_camera_mode(camera: str, mode: str='yolo', wait: bool=True, timeout: float=20.0)</w:t>
       </w:r>
     </w:p>
     <w:p>
@@ -935,21 +980,21 @@
           <w:i/>
           <w:sz w:val="18"/>
         </w:rPr>
-        <w:t>第 22 行首次用到 · 跨机协同</w:t>
+        <w:t>第 28 行首次用到 · 视觉：识别与对准</w:t>
       </w:r>
     </w:p>
     <w:p>
       <w:r>
-        <w:t>注册这些跨机事件的收件箱。</w:t>
+        <w:t>切换</w:t>
       </w:r>
       <w:r>
         <w:rPr>
           <w:b/>
         </w:rPr>
-        <w:t>在任务一开始就全部注册</w:t>
-      </w:r>
-      <w:r>
-        <w:t>，见上面说明。</w:t>
+        <w:t>自己这架飞机</w:t>
+      </w:r>
+      <w:r>
+        <w:t>某一路相机的检测模式。</w:t>
       </w:r>
     </w:p>
     <w:p>
@@ -966,6 +1011,164 @@
         <w:ind w:left="480"/>
       </w:pPr>
       <w:r>
+        <w:t xml:space="preserve">camera: </w:t>
+      </w:r>
+      <w:r>
+        <w:rPr>
+          <w:rFonts w:ascii="Consolas" w:hAnsi="Consolas"/>
+        </w:rPr>
+        <w:t>'front'</w:t>
+      </w:r>
+      <w:r>
+        <w:t xml:space="preserve">（前视，= control_server 的 cam0）或 </w:t>
+      </w:r>
+      <w:r>
+        <w:rPr>
+          <w:rFonts w:ascii="Consolas" w:hAnsi="Consolas"/>
+        </w:rPr>
+        <w:t>'down'</w:t>
+      </w:r>
+      <w:r>
+        <w:t>（下视，= cam1）。</w:t>
+      </w:r>
+    </w:p>
+    <w:p>
+      <w:pPr>
+        <w:pStyle w:val="ListBullet"/>
+        <w:ind w:left="480"/>
+      </w:pPr>
+      <w:r>
+        <w:t xml:space="preserve">mode: </w:t>
+      </w:r>
+      <w:r>
+        <w:rPr>
+          <w:rFonts w:ascii="Consolas" w:hAnsi="Consolas"/>
+        </w:rPr>
+        <w:t>'yolo'</w:t>
+      </w:r>
+      <w:r>
+        <w:t xml:space="preserve"> 检测 / </w:t>
+      </w:r>
+      <w:r>
+        <w:rPr>
+          <w:rFonts w:ascii="Consolas" w:hAnsi="Consolas"/>
+        </w:rPr>
+        <w:t>'apriltag'</w:t>
+      </w:r>
+      <w:r>
+        <w:t xml:space="preserve"> 只认标签 / </w:t>
+      </w:r>
+      <w:r>
+        <w:rPr>
+          <w:rFonts w:ascii="Consolas" w:hAnsi="Consolas"/>
+        </w:rPr>
+        <w:t>'raw'</w:t>
+      </w:r>
+      <w:r>
+        <w:t xml:space="preserve"> 纯视频直通 / </w:t>
+      </w:r>
+      <w:r>
+        <w:rPr>
+          <w:rFonts w:ascii="Consolas" w:hAnsi="Consolas"/>
+        </w:rPr>
+        <w:t>'stop'</w:t>
+      </w:r>
+      <w:r>
+        <w:t xml:space="preserve"> 停掉这一路。同一路相机上这几种模式互斥。</w:t>
+      </w:r>
+    </w:p>
+    <w:p>
+      <w:pPr>
+        <w:pStyle w:val="ListBullet"/>
+        <w:ind w:left="480"/>
+      </w:pPr>
+      <w:r>
+        <w:t xml:space="preserve">wait: </w:t>
+      </w:r>
+      <w:r>
+        <w:rPr>
+          <w:rFonts w:ascii="Consolas" w:hAnsi="Consolas"/>
+        </w:rPr>
+        <w:t>mode='yolo'</w:t>
+      </w:r>
+      <w:r>
+        <w:t xml:space="preserve"> 时是否等到这一路</w:t>
+      </w:r>
+      <w:r>
+        <w:rPr>
+          <w:b/>
+        </w:rPr>
+        <w:t>真的出检测数据</w:t>
+      </w:r>
+      <w:r>
+        <w:t xml:space="preserve">才返回。 默认 True——只发请求不等的话，紧接着的 </w:t>
+      </w:r>
+      <w:r>
+        <w:rPr>
+          <w:rFonts w:ascii="Consolas" w:hAnsi="Consolas"/>
+        </w:rPr>
+        <w:t>wait_for_detection()</w:t>
+      </w:r>
+      <w:r>
+        <w:t xml:space="preserve"> 很可能在节点还没起好时就开始等。</w:t>
+      </w:r>
+    </w:p>
+    <w:p>
+      <w:pPr>
+        <w:pStyle w:val="ListBullet"/>
+        <w:ind w:left="480"/>
+      </w:pPr>
+      <w:r>
+        <w:t>timeout: 等出数据的超时秒数。实测正常 4 秒，默认给足余量。</w:t>
+      </w:r>
+    </w:p>
+    <w:p>
+      <w:r>
+        <w:rPr>
+          <w:rFonts w:ascii="Consolas" w:hAnsi="Consolas"/>
+          <w:b/>
+          <w:sz w:val="22"/>
+        </w:rPr>
+        <w:t>open_inbox(*events: str)</w:t>
+      </w:r>
+    </w:p>
+    <w:p>
+      <w:r>
+        <w:rPr>
+          <w:i/>
+          <w:sz w:val="18"/>
+        </w:rPr>
+        <w:t>第 29 行首次用到 · 跨机协同</w:t>
+      </w:r>
+    </w:p>
+    <w:p>
+      <w:r>
+        <w:t>注册这些跨机事件的收件箱。</w:t>
+      </w:r>
+      <w:r>
+        <w:rPr>
+          <w:b/>
+        </w:rPr>
+        <w:t>在任务一开始就全部注册</w:t>
+      </w:r>
+      <w:r>
+        <w:t>，见上面说明。</w:t>
+      </w:r>
+    </w:p>
+    <w:p>
+      <w:r>
+        <w:rPr>
+          <w:b/>
+        </w:rPr>
+        <w:t>参数</w:t>
+      </w:r>
+    </w:p>
+    <w:p>
+      <w:pPr>
+        <w:pStyle w:val="ListBullet"/>
+        <w:ind w:left="480"/>
+      </w:pPr>
+      <w:r>
         <w:t>*events: 要注册的事件名，可以一次给多个。 重复注册同一个事件是安全的（幂等），不会把已收到的内容清掉。</w:t>
       </w:r>
     </w:p>
@@ -999,7 +1202,7 @@
           <w:i/>
           <w:sz w:val="18"/>
         </w:rPr>
-        <w:t>第 23 行首次用到 · 起飞 / 降落 / 返航</w:t>
+        <w:t>第 30 行首次用到 · 起飞 / 降落 / 返航</w:t>
       </w:r>
     </w:p>
     <w:p>
@@ -1109,7 +1312,7 @@
           <w:b/>
           <w:sz w:val="22"/>
         </w:rPr>
-        <w:t>fly_route(waypoints: Sequence[Tuple[float, float]], agl_m: float=2.0, hold_s: float=2.0, names: Optional[List[str]]=None)</w:t>
+        <w:t>set_max_vel(max_vel_mps: float, timeout: float=5.0)</w:t>
       </w:r>
     </w:p>
     <w:p>
@@ -1118,21 +1321,21 @@
           <w:i/>
           <w:sz w:val="18"/>
         </w:rPr>
-        <w:t>第 24 行首次用到 · 航线飞行</w:t>
+        <w:t>第 39 行首次用到 · 航线飞行</w:t>
       </w:r>
     </w:p>
     <w:p>
       <w:r>
-        <w:t>按航点序列飞：</w:t>
+        <w:t>改</w:t>
       </w:r>
       <w:r>
         <w:rPr>
-          <w:b/>
+          <w:rFonts w:ascii="Consolas" w:hAnsi="Consolas"/>
         </w:rPr>
-        <w:t>每个航点先把机头转到下一段方向、停住，再走</w:t>
-      </w:r>
-      <w:r>
-        <w:t>，航段之间航向不变。</w:t>
+        <w:t>ego_planner</w:t>
+      </w:r>
+      <w:r>
+        <w:t>的巡航限速，返回改之前的值（方便用完恢复）。</w:t>
       </w:r>
     </w:p>
     <w:p>
@@ -1149,7 +1352,7 @@
         <w:ind w:left="480"/>
       </w:pPr>
       <w:r>
-        <w:t>waypoints: [(wx, wy), ...] 世界坐标。</w:t>
+        <w:t>max_vel_mps: 新的限速，米/秒。必须为正。</w:t>
       </w:r>
     </w:p>
     <w:p>
@@ -1158,7 +1361,48 @@
         <w:ind w:left="480"/>
       </w:pPr>
       <w:r>
-        <w:t>agl_m: 全程锁的离地高度。</w:t>
+        <w:t>timeout: 等参数服务响应的超时秒数。</w:t>
+      </w:r>
+    </w:p>
+    <w:p>
+      <w:r>
+        <w:rPr>
+          <w:rFonts w:ascii="Consolas" w:hAnsi="Consolas"/>
+          <w:b/>
+          <w:sz w:val="22"/>
+        </w:rPr>
+        <w:t>fly_route(waypoints: Sequence[Tuple[float, float]], agl_m: float=2.0, hold_s: float=2.0, names: Optional[List[str]]=None)</w:t>
+      </w:r>
+    </w:p>
+    <w:p>
+      <w:r>
+        <w:rPr>
+          <w:i/>
+          <w:sz w:val="18"/>
+        </w:rPr>
+        <w:t>第 41 行首次用到 · 航线飞行</w:t>
+      </w:r>
+    </w:p>
+    <w:p>
+      <w:r>
+        <w:t>按航点序列飞：</w:t>
+      </w:r>
+      <w:r>
+        <w:rPr>
+          <w:b/>
+        </w:rPr>
+        <w:t>每个航点先把机头转到下一段方向、停住，再走</w:t>
+      </w:r>
+      <w:r>
+        <w:t>，航段之间航向不变。</w:t>
+      </w:r>
+    </w:p>
+    <w:p>
+      <w:r>
+        <w:rPr>
+          <w:b/>
+        </w:rPr>
+        <w:t>参数</w:t>
       </w:r>
     </w:p>
     <w:p>
@@ -1167,7 +1411,7 @@
         <w:ind w:left="480"/>
       </w:pPr>
       <w:r>
-        <w:t>hold_s: 每个航点停多久（转向跟停顿同时进行，不足的部分补足）。</w:t>
+        <w:t>waypoints: [(wx, wy), ...] 世界坐标。</w:t>
       </w:r>
     </w:p>
     <w:p>
@@ -1176,48 +1420,7 @@
         <w:ind w:left="480"/>
       </w:pPr>
       <w:r>
-        <w:t>names: 航点名字，只用于日志；不给就按序号。</w:t>
-      </w:r>
-    </w:p>
-    <w:p>
-      <w:r>
-        <w:rPr>
-          <w:rFonts w:ascii="Consolas" w:hAnsi="Consolas"/>
-          <w:b/>
-          <w:sz w:val="22"/>
-        </w:rPr>
-        <w:t>search_along(leg_end: Tuple[float, float], class_id: str, camera: str='down', agl_m: float=2.0, timeout_s: float=420.0, what: str='目标')</w:t>
-      </w:r>
-    </w:p>
-    <w:p>
-      <w:r>
-        <w:rPr>
-          <w:i/>
-          <w:sz w:val="18"/>
-        </w:rPr>
-        <w:t>第 26 行首次用到 · 视觉：识别与对准</w:t>
-      </w:r>
-    </w:p>
-    <w:p>
-      <w:r>
-        <w:t>从当前位置飞向 leg_end，</w:t>
-      </w:r>
-      <w:r>
-        <w:rPr>
-          <w:b/>
-        </w:rPr>
-        <w:t>边飞边找</w:t>
-      </w:r>
-      <w:r>
-        <w:t>；看到就刹停、对准、解算坐标。</w:t>
-      </w:r>
-    </w:p>
-    <w:p>
-      <w:r>
-        <w:rPr>
-          <w:b/>
-        </w:rPr>
-        <w:t>参数</w:t>
+        <w:t>agl_m: 全程锁的离地高度。</w:t>
       </w:r>
     </w:p>
     <w:p>
@@ -1226,16 +1429,7 @@
         <w:ind w:left="480"/>
       </w:pPr>
       <w:r>
-        <w:t>leg_end: 这一段飞到哪儿（世界坐标 (x, y)）。从</w:t>
-      </w:r>
-      <w:r>
-        <w:rPr>
-          <w:b/>
-        </w:rPr>
-        <w:t>当前位置</w:t>
-      </w:r>
-      <w:r>
-        <w:t>出发。</w:t>
+        <w:t>hold_s: 每个航点停多久（转向跟停顿同时进行，不足的部分补足）。</w:t>
       </w:r>
     </w:p>
     <w:p>
@@ -1244,7 +1438,48 @@
         <w:ind w:left="480"/>
       </w:pPr>
       <w:r>
-        <w:t>class_id: 边飞边找什么，比如 'apriltag:2'。</w:t>
+        <w:t>names: 航点名字，只用于日志；不给就按序号。</w:t>
+      </w:r>
+    </w:p>
+    <w:p>
+      <w:r>
+        <w:rPr>
+          <w:rFonts w:ascii="Consolas" w:hAnsi="Consolas"/>
+          <w:b/>
+          <w:sz w:val="22"/>
+        </w:rPr>
+        <w:t>search_along(leg_end: Tuple[float, float], class_id: str, camera: str='down', agl_m: float=2.0, timeout_s: float=420.0, what: str='目标', speed_mps: Optional[float]=None, face_leg: bool=True, leg_start: Optional[Tuple[float, float]]=None, center_tol_px: Optional[float]=None, center_timeout_s: Optional[float]=None)</w:t>
+      </w:r>
+    </w:p>
+    <w:p>
+      <w:r>
+        <w:rPr>
+          <w:i/>
+          <w:sz w:val="18"/>
+        </w:rPr>
+        <w:t>第 51 行首次用到 · 视觉：识别与对准</w:t>
+      </w:r>
+    </w:p>
+    <w:p>
+      <w:r>
+        <w:t>从当前位置飞向 leg_end，</w:t>
+      </w:r>
+      <w:r>
+        <w:rPr>
+          <w:b/>
+        </w:rPr>
+        <w:t>边飞边找</w:t>
+      </w:r>
+      <w:r>
+        <w:t>；看到就刹停、对准、解算坐标。</w:t>
+      </w:r>
+    </w:p>
+    <w:p>
+      <w:r>
+        <w:rPr>
+          <w:b/>
+        </w:rPr>
+        <w:t>参数</w:t>
       </w:r>
     </w:p>
     <w:p>
@@ -1253,7 +1488,16 @@
         <w:ind w:left="480"/>
       </w:pPr>
       <w:r>
-        <w:t>camera: 用哪个相机找，'down'（找地面目标）或 'front'。</w:t>
+        <w:t>leg_end: 这一段飞到哪儿（世界坐标 (x, y)）。从</w:t>
+      </w:r>
+      <w:r>
+        <w:rPr>
+          <w:b/>
+        </w:rPr>
+        <w:t>当前位置</w:t>
+      </w:r>
+      <w:r>
+        <w:t>出发。</w:t>
       </w:r>
     </w:p>
     <w:p>
@@ -1262,7 +1506,7 @@
         <w:ind w:left="480"/>
       </w:pPr>
       <w:r>
-        <w:t>agl_m: 这一段锁的离地高度（米）。</w:t>
+        <w:t>class_id: 边飞边找什么，比如 'apriltag:2'。</w:t>
       </w:r>
     </w:p>
     <w:p>
@@ -1271,7 +1515,7 @@
         <w:ind w:left="480"/>
       </w:pPr>
       <w:r>
-        <w:t>timeout_s: 整段最多花多久（秒）。超时按"没找到"返回 None。</w:t>
+        <w:t>camera: 用哪个相机找，'down'（找地面目标）或 'front'。</w:t>
       </w:r>
     </w:p>
     <w:p>
@@ -1280,7 +1524,160 @@
         <w:ind w:left="480"/>
       </w:pPr>
       <w:r>
+        <w:t>agl_m: 这一段锁的离地高度（米）。</w:t>
+      </w:r>
+    </w:p>
+    <w:p>
+      <w:pPr>
+        <w:pStyle w:val="ListBullet"/>
+        <w:ind w:left="480"/>
+      </w:pPr>
+      <w:r>
+        <w:t>timeout_s: 整段最多花多久（秒）。超时按"没找到"返回 None。</w:t>
+      </w:r>
+    </w:p>
+    <w:p>
+      <w:pPr>
+        <w:pStyle w:val="ListBullet"/>
+        <w:ind w:left="480"/>
+      </w:pPr>
+      <w:r>
         <w:t>what: 目标叫什么，只用于日志。</w:t>
+      </w:r>
+    </w:p>
+    <w:p>
+      <w:pPr>
+        <w:pStyle w:val="ListBullet"/>
+        <w:ind w:left="480"/>
+      </w:pPr>
+      <w:r>
+        <w:t xml:space="preserve">speed_mps: 这一段的巡航限速（米/秒）。不给就用 </w:t>
+      </w:r>
+      <w:r>
+        <w:rPr>
+          <w:rFonts w:ascii="Consolas" w:hAnsi="Consolas"/>
+        </w:rPr>
+        <w:t>SEARCH_SPEED_MPS</w:t>
+      </w:r>
+      <w:r>
+        <w:t xml:space="preserve"> （0.4）——见那个常量上面的实测说明。用完自动恢复原限速。</w:t>
+      </w:r>
+    </w:p>
+    <w:p>
+      <w:pPr>
+        <w:pStyle w:val="ListBullet"/>
+        <w:ind w:left="480"/>
+      </w:pPr>
+      <w:r>
+        <w:t>face_leg: 出发前先把机头转到这一段的方向（默认 True）。 为什么默认开：① 进入搜索段时机头还停在</w:t>
+      </w:r>
+      <w:r>
+        <w:rPr>
+          <w:b/>
+        </w:rPr>
+        <w:t>上一段</w:t>
+      </w:r>
+      <w:r>
+        <w:t>的航向上 （</w:t>
+      </w:r>
+      <w:r>
+        <w:rPr>
+          <w:rFonts w:ascii="Consolas" w:hAnsi="Consolas"/>
+        </w:rPr>
+        <w:t>fly_route()</w:t>
+      </w:r>
+      <w:r>
+        <w:t xml:space="preserve"> 只在它自己的航点之间转向，最后一个航点之后 没有"下一段"可转），2026-10-06 实测 G-&gt;E 段机头没对准 E； ② 下视画面是 1280x720，长边垂直于航向时横向覆盖 1.57 m、 纵向 0.9 m——搜索要的正是"横向扫得宽"，机头对准航向才是 这个朝向。转向期间飞机悬停，转完才起步。</w:t>
+      </w:r>
+    </w:p>
+    <w:p>
+      <w:pPr>
+        <w:pStyle w:val="ListBullet"/>
+        <w:ind w:left="480"/>
+      </w:pPr>
+      <w:r>
+        <w:t>leg_start: 这一段的</w:t>
+      </w:r>
+      <w:r>
+        <w:rPr>
+          <w:b/>
+        </w:rPr>
+        <w:t>标称起点</w:t>
+      </w:r>
+      <w:r>
+        <w:t xml:space="preserve">（世界坐标 (x, y)），只用来算航向。 给了就用"标称起点 -&gt; leg_end"的方向角（用户 2026-10-06 要求： 这一段的偏航角严格等于航线上这一段的方向角）；不给就退回 "飞机当前实际位置 -&gt; leg_end"。两者差别来自飞机停在航点上的 位置误差：G-&gt;E 长 8.3 m、到点误差几十厘米时，方向角差 3° 上下。 ⚠️ 算角度前两个点都会 </w:t>
+      </w:r>
+      <w:r>
+        <w:rPr>
+          <w:rFonts w:ascii="Consolas" w:hAnsi="Consolas"/>
+        </w:rPr>
+        <w:t>world_to_local()</w:t>
+      </w:r>
+      <w:r>
+        <w:t>，所以世界系和局部系 之间那点偏转（起飞点锁定带来的，实测 -0.37°）会被自动吃掉， 不能直接拿世界坐标 atan2 当局部系航向用。</w:t>
+      </w:r>
+    </w:p>
+    <w:p>
+      <w:pPr>
+        <w:pStyle w:val="ListBullet"/>
+        <w:ind w:left="480"/>
+      </w:pPr>
+      <w:r>
+        <w:t xml:space="preserve">center_tol_px: 发现目标后飞到它正上方的像素收敛阈值，透传给 </w:t>
+      </w:r>
+      <w:r>
+        <w:rPr>
+          <w:rFonts w:ascii="Consolas" w:hAnsi="Consolas"/>
+        </w:rPr>
+        <w:t>track_over_target()</w:t>
+      </w:r>
+      <w:r>
+        <w:t xml:space="preserve">，不给用 </w:t>
+      </w:r>
+      <w:r>
+        <w:rPr>
+          <w:rFonts w:ascii="Consolas" w:hAnsi="Consolas"/>
+        </w:rPr>
+        <w:t>CENTER_TOL_PX</w:t>
+      </w:r>
+      <w:r>
+        <w:t>（50）。</w:t>
+      </w:r>
+    </w:p>
+    <w:p>
+      <w:pPr>
+        <w:pStyle w:val="ListBullet"/>
+        <w:ind w:left="480"/>
+      </w:pPr>
+      <w:r>
+        <w:t xml:space="preserve">center_timeout_s: 对准的机载时限，透传给 </w:t>
+      </w:r>
+      <w:r>
+        <w:rPr>
+          <w:rFonts w:ascii="Consolas" w:hAnsi="Consolas"/>
+        </w:rPr>
+        <w:t>track_over_target()</w:t>
+      </w:r>
+      <w:r>
+        <w:t xml:space="preserve">， 不给用 </w:t>
+      </w:r>
+      <w:r>
+        <w:rPr>
+          <w:rFonts w:ascii="Consolas" w:hAnsi="Consolas"/>
+        </w:rPr>
+        <w:t>CENTER_TIMEOUT_S</w:t>
+      </w:r>
+      <w:r>
+        <w:t>（30）。</w:t>
+      </w:r>
+      <w:r>
+        <w:rPr>
+          <w:b/>
+        </w:rPr>
+        <w:t>超时按成功处理</w:t>
+      </w:r>
+      <w:r>
+        <w:t>，会用当时 解算的坐标继续往下走。</w:t>
       </w:r>
     </w:p>
     <w:p>
@@ -1299,7 +1696,7 @@
           <w:i/>
           <w:sz w:val="18"/>
         </w:rPr>
-        <w:t>第 30 行首次用到 · 声光播报</w:t>
+        <w:t>第 56 行首次用到 · 声光播报</w:t>
       </w:r>
     </w:p>
     <w:p>
@@ -1367,7 +1764,7 @@
           <w:i/>
           <w:sz w:val="18"/>
         </w:rPr>
-        <w:t>第 32 行首次用到 · 跨机协同</w:t>
+        <w:t>第 58 行首次用到 · 跨机协同</w:t>
       </w:r>
     </w:p>
     <w:p>
@@ -1453,7 +1850,7 @@
           <w:i/>
           <w:sz w:val="18"/>
         </w:rPr>
-        <w:t>第 34 行首次用到 · 航线飞行</w:t>
+        <w:t>第 60 行首次用到 · 航线飞行</w:t>
       </w:r>
     </w:p>
     <w:p>
@@ -1566,7 +1963,7 @@
           <w:i/>
           <w:sz w:val="18"/>
         </w:rPr>
-        <w:t>第 35 行首次用到 · 跨机协同</w:t>
+        <w:t>第 61 行首次用到 · 跨机协同</w:t>
       </w:r>
     </w:p>
     <w:p>
@@ -1652,7 +2049,7 @@
           <w:b/>
           <w:sz w:val="22"/>
         </w:rPr>
-        <w:t>lead_formation(route: Sequence[Tuple[float, float]], spacing_m: Optional[float]=None, agl_m: float=2.0, hold_s: float=2.0, start_xy: Optional[Tuple[float, float]]=None, final_xy: Optional[Tuple[float, float]]=None, disband_at: Optional[Tuple[float, float]]=None, wait_follower_s: float=300.0, tail_direct: bool=False)</w:t>
+        <w:t>lead_formation(route: Sequence[Tuple[float, float]], spacing_m: Optional[float]=None, agl_m: float=2.0, hold_s: float=2.0, start_xy: Optional[Tuple[float, float]]=None, direct_legs: Optional[Sequence[Tuple[Tuple[float, float], Tuple[float, float]]]]=None, final_xy: Optional[Tuple[float, float]]=None, disband_at: Optional[Tuple[float, float]]=None, wait_follower_s: float=300.0, tail_direct: bool=False, turn_at_waypoint: bool=False)</w:t>
       </w:r>
     </w:p>
     <w:p>
@@ -1661,7 +2058,7 @@
           <w:i/>
           <w:sz w:val="18"/>
         </w:rPr>
-        <w:t>第 36 行首次用到 · 编队</w:t>
+        <w:t>第 62 行首次用到 · 编队</w:t>
       </w:r>
     </w:p>
     <w:p>
@@ -1773,7 +2170,97 @@
         <w:ind w:left="480"/>
       </w:pPr>
       <w:r>
-        <w:t>final_xy: 航线跑完再飞到哪儿（默认 route[0]）。</w:t>
+        <w:t>direct_legs: 指定哪些航段走</w:t>
+      </w:r>
+      <w:r>
+        <w:rPr>
+          <w:b/>
+        </w:rPr>
+        <w:t>直飞</w:t>
+      </w:r>
+      <w:r>
+        <w:t>（</w:t>
+      </w:r>
+      <w:r>
+        <w:rPr>
+          <w:rFonts w:ascii="Consolas" w:hAnsi="Consolas"/>
+        </w:rPr>
+        <w:t>goto_direct</w:t>
+      </w:r>
+      <w:r>
+        <w:t xml:space="preserve">，不经规划器、 </w:t>
+      </w:r>
+      <w:r>
+        <w:rPr>
+          <w:b/>
+        </w:rPr>
+        <w:t>没有避障</w:t>
+      </w:r>
+      <w:r>
+        <w:t xml:space="preserve">），元素是世界坐标的 </w:t>
+      </w:r>
+      <w:r>
+        <w:rPr>
+          <w:rFonts w:ascii="Consolas" w:hAnsi="Consolas"/>
+        </w:rPr>
+        <w:t>(起点, 终点)</w:t>
+      </w:r>
+      <w:r>
+        <w:t xml:space="preserve"> 对，比如 </w:t>
+      </w:r>
+      <w:r>
+        <w:rPr>
+          <w:rFonts w:ascii="Consolas" w:hAnsi="Consolas"/>
+        </w:rPr>
+        <w:t>[(ROUTE_B, ROUTE_C), (ROUTE_C, ROUTE_G)]</w:t>
+      </w:r>
+      <w:r>
+        <w:t xml:space="preserve">。不在表里的航段照常 走规划器。 ⚠️ </w:t>
+      </w:r>
+      <w:r>
+        <w:rPr>
+          <w:b/>
+        </w:rPr>
+        <w:t>每一段都必须先用 `tools/check_route.py --direct` 核过余量</w:t>
+      </w:r>
+      <w:r>
+        <w:t xml:space="preserve">。 2026-10-01 就是手算漏了 </w:t>
+      </w:r>
+      <w:r>
+        <w:rPr>
+          <w:rFonts w:ascii="Consolas" w:hAnsi="Consolas"/>
+        </w:rPr>
+        <w:t>obstacle_cylinder</w:t>
+      </w:r>
+      <w:r>
+        <w:t>，把正穿 6 米高柱子的 航段判成"干净"改成直飞，结果擦墙摔机（那根圆柱 2026-10-11 已被 用户去掉，但"不手算、用工具"这条照旧）。工具会把布局文件里的 立柱/避障圆柱/仿地模块/四面墙</w:t>
+      </w:r>
+      <w:r>
+        <w:rPr>
+          <w:b/>
+        </w:rPr>
+        <w:t>全部</w:t>
+      </w:r>
+      <w:r>
+        <w:t>读出来算。 ⚠️ 工具只算</w:t>
+      </w:r>
+      <w:r>
+        <w:rPr>
+          <w:b/>
+        </w:rPr>
+        <w:t>水平</w:t>
+      </w:r>
+      <w:r>
+        <w:t>余量，不看障碍高度。像"仿地模块"这种高 0.6 m （2026-10-11 用户从 0.5 改的）的地面凸起，它会报余量 0、判定 不可直飞，但巡航 1.5 m 时从上方飞过是安全的——这种例外要自己判断，并且记住：</w:t>
+      </w:r>
+      <w:r>
+        <w:rPr>
+          <w:b/>
+        </w:rPr>
+        <w:t>巡航高度一旦降低， 结论就不再成立</w:t>
+      </w:r>
+      <w:r>
+        <w:t>。</w:t>
       </w:r>
     </w:p>
     <w:p>
@@ -1782,16 +2269,7 @@
         <w:ind w:left="480"/>
       </w:pPr>
       <w:r>
-        <w:t>disband_at: 给了就按"</w:t>
-      </w:r>
-      <w:r>
-        <w:rPr>
-          <w:b/>
-        </w:rPr>
-        <w:t>僚机过了这个航点</w:t>
-      </w:r>
-      <w:r>
-        <w:t>"解散；不给按"长机飞回 自己起飞点上空"解散。</w:t>
+        <w:t>final_xy: 航线跑完再飞到哪儿（默认 route[0]）。</w:t>
       </w:r>
     </w:p>
     <w:p>
@@ -1800,7 +2278,16 @@
         <w:ind w:left="480"/>
       </w:pPr>
       <w:r>
-        <w:t>wait_follower_s: 等僚机到站位的上限，等不到也照飞。</w:t>
+        <w:t>disband_at: 给了就按"</w:t>
+      </w:r>
+      <w:r>
+        <w:rPr>
+          <w:b/>
+        </w:rPr>
+        <w:t>僚机过了这个航点</w:t>
+      </w:r>
+      <w:r>
+        <w:t>"解散；不给按"长机飞回 自己起飞点上空"解散。</w:t>
       </w:r>
     </w:p>
     <w:p>
@@ -1809,6 +2296,15 @@
         <w:ind w:left="480"/>
       </w:pPr>
       <w:r>
+        <w:t>wait_follower_s: 等僚机到站位的上限，等不到也照飞。</w:t>
+      </w:r>
+    </w:p>
+    <w:p>
+      <w:pPr>
+        <w:pStyle w:val="ListBullet"/>
+        <w:ind w:left="480"/>
+      </w:pPr>
+      <w:r>
         <w:t xml:space="preserve">tail_direct: 最后一段（飞往 final_xy 那一段）走直线。 </w:t>
       </w:r>
       <w:r>
@@ -1828,6 +2324,105 @@
       </w:r>
       <w:r>
         <w:t xml:space="preserve"> 的 direct：必须算过这条直线的余量。</w:t>
+      </w:r>
+    </w:p>
+    <w:p>
+      <w:pPr>
+        <w:pStyle w:val="ListBullet"/>
+        <w:ind w:left="480"/>
+      </w:pPr>
+      <w:r>
+        <w:t>turn_at_waypoint: 拐点要不要把机头转到下一段航向。</w:t>
+      </w:r>
+      <w:r>
+        <w:rPr>
+          <w:b/>
+        </w:rPr>
+        <w:t>默认 False=不转</w:t>
+      </w:r>
+      <w:r>
+        <w:t xml:space="preserve"> （2026-10-05 用户要求改成默认不转向）。 · False：机头保持进入编队段时的朝向不变，整条航线不动。</w:t>
+      </w:r>
+      <w:r>
+        <w:rPr>
+          <w:rFonts w:ascii="Consolas" w:hAnsi="Consolas"/>
+        </w:rPr>
+        <w:t>hold_s</w:t>
+      </w:r>
+      <w:r>
+        <w:t xml:space="preserve"> 仍然照停——那个停顿是给僚机收间距用的，跟转不转向无关。 · True：拐点先停下把机头转到该段航向再前飞（</w:t>
+      </w:r>
+      <w:r>
+        <w:rPr>
+          <w:rFonts w:ascii="Consolas" w:hAnsi="Consolas"/>
+        </w:rPr>
+        <w:t>face_yaw()</w:t>
+      </w:r>
+      <w:r>
+        <w:t xml:space="preserve">，容差 5°、超时 15 秒）。实际转速受两级限幅：traj_server 的 </w:t>
+      </w:r>
+      <w:r>
+        <w:rPr>
+          <w:rFonts w:ascii="Consolas" w:hAnsi="Consolas"/>
+        </w:rPr>
+        <w:t>yaw_dot_max</w:t>
+      </w:r>
+      <w:r>
+        <w:t xml:space="preserve">（EGO_YAW_DOT_MAX，真机 0.8 rad/s ≈ 45.8 °/s）和 飞控的 </w:t>
+      </w:r>
+      <w:r>
+        <w:rPr>
+          <w:rFonts w:ascii="Consolas" w:hAnsi="Consolas"/>
+        </w:rPr>
+        <w:t>MPC_YAWRAUTO_MAX</w:t>
+      </w:r>
+      <w:r>
+        <w:t xml:space="preserve">（真机 45.0 °/s，实际瓶颈），所以 90° 左右的拐点约 2 秒转完，跟 </w:t>
+      </w:r>
+      <w:r>
+        <w:rPr>
+          <w:rFonts w:ascii="Consolas" w:hAnsi="Consolas"/>
+        </w:rPr>
+        <w:t>hold_s=2.0</w:t>
+      </w:r>
+      <w:r>
+        <w:t xml:space="preserve"> 刚好吻合。 ⚠️ 这一项只管长机。僚机那侧是 </w:t>
+      </w:r>
+      <w:r>
+        <w:rPr>
+          <w:rFonts w:ascii="Consolas" w:hAnsi="Consolas"/>
+        </w:rPr>
+        <w:t>follow_formation()</w:t>
+      </w:r>
+      <w:r>
+        <w:t xml:space="preserve"> 的</w:t>
+      </w:r>
+      <w:r>
+        <w:rPr>
+          <w:b/>
+        </w:rPr>
+        <w:t>同名参数</w:t>
+      </w:r>
+      <w:r>
+        <w:t xml:space="preserve"> （默认值也是 False），它往下传成 </w:t>
+      </w:r>
+      <w:r>
+        <w:rPr>
+          <w:rFonts w:ascii="Consolas" w:hAnsi="Consolas"/>
+        </w:rPr>
+        <w:t>formation_follower_node</w:t>
+      </w:r>
+      <w:r>
+        <w:t xml:space="preserve"> 的 </w:t>
+      </w:r>
+      <w:r>
+        <w:rPr>
+          <w:rFonts w:ascii="Consolas" w:hAnsi="Consolas"/>
+        </w:rPr>
+        <w:t>yaw_follow_leg</w:t>
+      </w:r>
+      <w:r>
+        <w:t>。两边分别设置、互不联动——要一致就两边给同一个值。</w:t>
       </w:r>
     </w:p>
     <w:p>
@@ -1860,7 +2455,7 @@
           <w:i/>
           <w:sz w:val="18"/>
         </w:rPr>
-        <w:t>第 45 行首次用到 · 拍照</w:t>
+        <w:t>第 73 行首次用到 · 拍照</w:t>
       </w:r>
     </w:p>
     <w:p>
@@ -1875,7 +2470,7 @@
           <w:b/>
           <w:sz w:val="22"/>
         </w:rPr>
-        <w:t>fetch_from(wxy: Tuple[float, float], class_id: str, what: str='物资', agl_m: float=2.0, sound: Optional[str]=None, direct: bool=False)</w:t>
+        <w:t>fetch_from(wxy: Tuple[float, float], class_id: str, what: str='物资', agl_m: float=2.0, sound: Optional[str]=None, direct: bool=False, precise: bool=True)</w:t>
       </w:r>
     </w:p>
     <w:p>
@@ -1884,7 +2479,7 @@
           <w:i/>
           <w:sz w:val="18"/>
         </w:rPr>
-        <w:t>第 50 行首次用到 · 抓放与发射</w:t>
+        <w:t>第 78 行首次用到 · 抓放与发射</w:t>
       </w:r>
     </w:p>
     <w:p>
@@ -1982,6 +2577,33 @@
       </w:r>
     </w:p>
     <w:p>
+      <w:pPr>
+        <w:pStyle w:val="ListBullet"/>
+        <w:ind w:left="480"/>
+      </w:pPr>
+      <w:r>
+        <w:t xml:space="preserve">precise: True（默认）= 走 </w:t>
+      </w:r>
+      <w:r>
+        <w:rPr>
+          <w:rFonts w:ascii="Consolas" w:hAnsi="Consolas"/>
+        </w:rPr>
+        <w:t>land_on()</w:t>
+      </w:r>
+      <w:r>
+        <w:t xml:space="preserve"> 的边瞄边降，对准标识再抓； False = </w:t>
+      </w:r>
+      <w:r>
+        <w:rPr>
+          <w:b/>
+        </w:rPr>
+        <w:t>只飞到点上空直接降落</w:t>
+      </w:r>
+      <w:r>
+        <w:t>，不碰视觉。 什么时候用 False：抓取动作本身不要求对准标识的场合——比如综合任务 高层火情轮取灭火器材，用户 2026-10-07 明确："高楼火情物资点降落 只是做一个动作，不需要精降"。地面火情轮取灭火弹仍要精降（不对准 就抓不到）。</w:t>
+      </w:r>
+    </w:p>
+    <w:p>
       <w:r>
         <w:rPr>
           <w:rFonts w:ascii="Consolas" w:hAnsi="Consolas"/>
@@ -1997,7 +2619,7 @@
           <w:i/>
           <w:sz w:val="18"/>
         </w:rPr>
-        <w:t>第 52 行首次用到 · 航线飞行</w:t>
+        <w:t>第 84 行首次用到 · 航线飞行</w:t>
       </w:r>
     </w:p>
     <w:p>
@@ -2115,7 +2737,7 @@
           <w:b/>
           <w:sz w:val="22"/>
         </w:rPr>
-        <w:t>aim_at(class_id: str, camera: str='front', face_yaw_deg: Optional[float]=None, what: str='目标')</w:t>
+        <w:t>grip(release: bool=False, label: str='')</w:t>
       </w:r>
     </w:p>
     <w:p>
@@ -2124,21 +2746,12 @@
           <w:i/>
           <w:sz w:val="18"/>
         </w:rPr>
-        <w:t>第 53 行首次用到 · 视觉：识别与对准</w:t>
+        <w:t>第 86 行首次用到 · 抓放与发射</w:t>
       </w:r>
     </w:p>
     <w:p>
       <w:r>
-        <w:t>把目标</w:t>
-      </w:r>
-      <w:r>
-        <w:rPr>
-          <w:b/>
-        </w:rPr>
-        <w:t>挪到画面正中</w:t>
-      </w:r>
-      <w:r>
-        <w:t>：横向平移 + 升降，机头朝向全程不变。返回是否对上。</w:t>
+        <w:t>驱动机械抓。release=False 抓紧，True 松开（打开爪子）。</w:t>
       </w:r>
     </w:p>
     <w:p>
@@ -2155,7 +2768,25 @@
         <w:ind w:left="480"/>
       </w:pPr>
       <w:r>
-        <w:t>class_id: 要对准的目标类别，比如 'apriltag:1'。</w:t>
+        <w:t xml:space="preserve">release: False = 抓紧（该路 </w:t>
+      </w:r>
+      <w:r>
+        <w:rPr>
+          <w:rFonts w:ascii="Consolas" w:hAnsi="Consolas"/>
+        </w:rPr>
+        <w:t>pwm_action</w:t>
+      </w:r>
+      <w:r>
+        <w:t>），True = 打开（</w:t>
+      </w:r>
+      <w:r>
+        <w:rPr>
+          <w:rFonts w:ascii="Consolas" w:hAnsi="Consolas"/>
+        </w:rPr>
+        <w:t>pwm_idle</w:t>
+      </w:r>
+      <w:r>
+        <w:t>）。</w:t>
       </w:r>
     </w:p>
     <w:p>
@@ -2164,25 +2795,39 @@
         <w:ind w:left="480"/>
       </w:pPr>
       <w:r>
-        <w:t xml:space="preserve">camera: 'front'（前视，贴在立面上的目标）或 'down'（下视，地面目标）。 </w:t>
-      </w:r>
+        <w:t>label: 日志里怎么称呼这个动作（比如 '抓取灭火弹'）。 不给就按 release 自动用"抓取"/"松开"。</w:t>
+      </w:r>
+    </w:p>
+    <w:p>
+      <w:r>
+        <w:rPr>
+          <w:rFonts w:ascii="Consolas" w:hAnsi="Consolas"/>
+          <w:b/>
+          <w:sz w:val="22"/>
+        </w:rPr>
+        <w:t>snapshot(tag: str, camera: str='front', directory: Optional[str]=None)</w:t>
+      </w:r>
+    </w:p>
+    <w:p>
+      <w:r>
+        <w:rPr>
+          <w:i/>
+          <w:sz w:val="18"/>
+        </w:rPr>
+        <w:t>第 87 行首次用到 · 拍照</w:t>
+      </w:r>
+    </w:p>
+    <w:p>
+      <w:r>
+        <w:t>拍一张交付照片存进 /logs 并打印路径（"回传"就是存进这个挂载目录）。</w:t>
+      </w:r>
+    </w:p>
+    <w:p>
       <w:r>
         <w:rPr>
           <w:b/>
         </w:rPr>
-        <w:t>两条路完全不同</w:t>
-      </w:r>
-      <w:r>
-        <w:t xml:space="preserve">：前视走本方法自己的几何解算；下视自动改走 </w:t>
-      </w:r>
-      <w:r>
-        <w:rPr>
-          <w:rFonts w:ascii="Consolas" w:hAnsi="Consolas"/>
-        </w:rPr>
-        <w:t>center_on_target()</w:t>
-      </w:r>
-      <w:r>
-        <w:t xml:space="preserve"> 的 precision_servo 闭环。</w:t>
+        <w:t>参数</w:t>
       </w:r>
     </w:p>
     <w:p>
@@ -2191,16 +2836,16 @@
         <w:ind w:left="480"/>
       </w:pPr>
       <w:r>
-        <w:t>face_yaw_deg: 给了就先把机头转到这个朝向再对准。</w:t>
+        <w:t>tag: 这张照片叫什么，会进文件名（</w:t>
       </w:r>
       <w:r>
         <w:rPr>
-          <w:b/>
+          <w:rFonts w:ascii="Consolas" w:hAnsi="Consolas"/>
         </w:rPr>
-        <w:t>正对立面的场景 一定要给</w:t>
-      </w:r>
-      <w:r>
-        <w:t>——本方法是"锁住当前朝向只做平移"的，朝向不对的话 画面里居中了、机身却斜着，弹丸打出去也是斜的。</w:t>
+        <w:t>{机号}_{时分秒}_{tag}.png</w:t>
+      </w:r>
+      <w:r>
+        <w:t>）。</w:t>
       </w:r>
     </w:p>
     <w:p>
@@ -2209,53 +2854,16 @@
         <w:ind w:left="480"/>
       </w:pPr>
       <w:r>
-        <w:t>what: 目标叫什么，只用于日志。</w:t>
-      </w:r>
-    </w:p>
-    <w:p>
-      <w:r>
-        <w:rPr>
-          <w:color w:val="C00000"/>
-        </w:rPr>
-        <w:t xml:space="preserve">⚠ </w:t>
-      </w:r>
-      <w:r>
-        <w:rPr>
-          <w:color w:val="C00000"/>
-        </w:rPr>
-        <w:t>camera='down' 会自动改走 precision_servo 闭环。前视那套几何把画面纵轴当成世界的高低，下视时纵轴其实是机体前后方向，照搬永远收敛不了。</w:t>
-      </w:r>
-    </w:p>
-    <w:p>
-      <w:r>
-        <w:rPr>
-          <w:rFonts w:ascii="Consolas" w:hAnsi="Consolas"/>
-          <w:b/>
-          <w:sz w:val="22"/>
-        </w:rPr>
-        <w:t>grip(release: bool=False, label: str='')</w:t>
-      </w:r>
-    </w:p>
-    <w:p>
-      <w:r>
-        <w:rPr>
-          <w:i/>
-          <w:sz w:val="18"/>
-        </w:rPr>
-        <w:t>第 55 行首次用到 · 抓放与发射</w:t>
-      </w:r>
-    </w:p>
-    <w:p>
-      <w:r>
-        <w:t>驱动机械抓。release=False 抓紧，True 松开。</w:t>
-      </w:r>
-    </w:p>
-    <w:p>
+        <w:t>camera: 用哪个相机，'front'（前视）或 'down'（下视）。 两个都是</w:t>
+      </w:r>
       <w:r>
         <w:rPr>
           <w:b/>
         </w:rPr>
-        <w:t>参数</w:t>
+        <w:t>固定安装</w:t>
+      </w:r>
+      <w:r>
+        <w:t>的独立相机，不存在"切视角"。</w:t>
       </w:r>
     </w:p>
     <w:p>
@@ -2264,7 +2872,71 @@
         <w:ind w:left="480"/>
       </w:pPr>
       <w:r>
-        <w:t>release: False = 抓紧（PWM 800），True = 松开（PWM 2000）。 真机实测值，见 GRIP_CLOSE_PWM / GRIP_OPEN_PWM。</w:t>
+        <w:t xml:space="preserve">directory: 存到哪个目录。不给就用 </w:t>
+      </w:r>
+      <w:r>
+        <w:rPr>
+          <w:rFonts w:ascii="Consolas" w:hAnsi="Consolas"/>
+        </w:rPr>
+        <w:t>self.PHOTO_DIR</w:t>
+      </w:r>
+      <w:r>
+        <w:t>。</w:t>
+      </w:r>
+    </w:p>
+    <w:p>
+      <w:r>
+        <w:rPr>
+          <w:color w:val="C00000"/>
+        </w:rPr>
+        <w:t xml:space="preserve">⚠ </w:t>
+      </w:r>
+      <w:r>
+        <w:rPr>
+          <w:color w:val="C00000"/>
+        </w:rPr>
+        <w:t>不要给拍照配声光事件：声光事件是固定枚举，自造事件名会直接抛 ValueError 把整个任务打断。</w:t>
+      </w:r>
+    </w:p>
+    <w:p>
+      <w:r>
+        <w:rPr>
+          <w:rFonts w:ascii="Consolas" w:hAnsi="Consolas"/>
+          <w:b/>
+          <w:sz w:val="22"/>
+        </w:rPr>
+        <w:t>follow_formation(spacing_m: Optional[float]=None, agl_m: float=2.0, join: str='station', route_wait_s: float=60.0, done_wait_s: float=600.0, turn_at_waypoint: bool=False)</w:t>
+      </w:r>
+    </w:p>
+    <w:p>
+      <w:r>
+        <w:rPr>
+          <w:i/>
+          <w:sz w:val="18"/>
+        </w:rPr>
+        <w:t>第 90 行首次用到 · 编队</w:t>
+      </w:r>
+    </w:p>
+    <w:p>
+      <w:r>
+        <w:t>僚机跟队。</w:t>
+      </w:r>
+      <w:r>
+        <w:rPr>
+          <w:b/>
+        </w:rPr>
+        <w:t>只管空中段</w:t>
+      </w:r>
+      <w:r>
+        <w:t>，起降由调用方自己决定。</w:t>
+      </w:r>
+    </w:p>
+    <w:p>
+      <w:r>
+        <w:rPr>
+          <w:b/>
+        </w:rPr>
+        <w:t>参数</w:t>
       </w:r>
     </w:p>
     <w:p>
@@ -2273,39 +2945,25 @@
         <w:ind w:left="480"/>
       </w:pPr>
       <w:r>
-        <w:t>label: 日志里怎么称呼这个动作（比如 '抓取灭火弹'）。 不给就按 release 自动用"抓取"/"松开"。</w:t>
-      </w:r>
-    </w:p>
-    <w:p>
-      <w:r>
-        <w:rPr>
-          <w:rFonts w:ascii="Consolas" w:hAnsi="Consolas"/>
-          <w:b/>
-          <w:sz w:val="22"/>
-        </w:rPr>
-        <w:t>snapshot(tag: str, camera: str='front', directory: Optional[str]=None)</w:t>
-      </w:r>
-    </w:p>
-    <w:p>
-      <w:r>
-        <w:rPr>
-          <w:i/>
-          <w:sz w:val="18"/>
-        </w:rPr>
-        <w:t>第 56 行首次用到 · 拍照</w:t>
-      </w:r>
-    </w:p>
-    <w:p>
-      <w:r>
-        <w:t>拍一张交付照片存进 /logs 并打印路径（"回传"就是存进这个挂载目录）。</w:t>
-      </w:r>
-    </w:p>
-    <w:p>
+        <w:t>spacing_m: 跟在长机后方多少米。</w:t>
+      </w:r>
       <w:r>
         <w:rPr>
           <w:b/>
         </w:rPr>
-        <w:t>参数</w:t>
+        <w:t>不给就用 `self.spacing_m`</w:t>
+      </w:r>
+      <w:r>
+        <w:t xml:space="preserve">， 跟长机那边同一个来源（都来自 </w:t>
+      </w:r>
+      <w:r>
+        <w:rPr>
+          <w:rFonts w:ascii="Consolas" w:hAnsi="Consolas"/>
+        </w:rPr>
+        <w:t>--spacing</w:t>
+      </w:r>
+      <w:r>
+        <w:t>），天然一致。</w:t>
       </w:r>
     </w:p>
     <w:p>
@@ -2314,16 +2972,7 @@
         <w:ind w:left="480"/>
       </w:pPr>
       <w:r>
-        <w:t>tag: 这张照片叫什么，会进文件名（</w:t>
-      </w:r>
-      <w:r>
-        <w:rPr>
-          <w:rFonts w:ascii="Consolas" w:hAnsi="Consolas"/>
-        </w:rPr>
-        <w:t>{机号}_{时分秒}_{tag}.png</w:t>
-      </w:r>
-      <w:r>
-        <w:t>）。</w:t>
+        <w:t>agl_m: 入列和跟队时的离地高度（米）。</w:t>
       </w:r>
     </w:p>
     <w:p>
@@ -2332,16 +2981,25 @@
         <w:ind w:left="480"/>
       </w:pPr>
       <w:r>
-        <w:t>camera: 用哪个相机，'front'（前视）或 'down'（下视）。 两个都是</w:t>
+        <w:t xml:space="preserve">join: </w:t>
       </w:r>
       <w:r>
         <w:rPr>
-          <w:b/>
+          <w:rFonts w:ascii="Consolas" w:hAnsi="Consolas"/>
         </w:rPr>
-        <w:t>固定安装</w:t>
-      </w:r>
-      <w:r>
-        <w:t>的独立相机，不存在"切视角"。</w:t>
+        <w:t>'station'</w:t>
+      </w:r>
+      <w:r>
+        <w:t xml:space="preserve"> 先飞到"航线起点后方 spacing 米"的站位点再入列 （编队从头开始时用）；</w:t>
+      </w:r>
+      <w:r>
+        <w:rPr>
+          <w:rFonts w:ascii="Consolas" w:hAnsi="Consolas"/>
+        </w:rPr>
+        <w:t>'nearest'</w:t>
+      </w:r>
+      <w:r>
+        <w:t xml:space="preserve"> 就地入列（任务流程里僚机刚 做完事就在长机附近，再飞一趟站位点纯属绕路）。</w:t>
       </w:r>
     </w:p>
     <w:p>
@@ -2350,71 +3008,7 @@
         <w:ind w:left="480"/>
       </w:pPr>
       <w:r>
-        <w:t xml:space="preserve">directory: 存到哪个目录。不给就用 </w:t>
-      </w:r>
-      <w:r>
-        <w:rPr>
-          <w:rFonts w:ascii="Consolas" w:hAnsi="Consolas"/>
-        </w:rPr>
-        <w:t>self.PHOTO_DIR</w:t>
-      </w:r>
-      <w:r>
-        <w:t>。</w:t>
-      </w:r>
-    </w:p>
-    <w:p>
-      <w:r>
-        <w:rPr>
-          <w:color w:val="C00000"/>
-        </w:rPr>
-        <w:t xml:space="preserve">⚠ </w:t>
-      </w:r>
-      <w:r>
-        <w:rPr>
-          <w:color w:val="C00000"/>
-        </w:rPr>
-        <w:t>不要给拍照配声光事件：声光事件是固定枚举，自造事件名会直接抛 ValueError 把整个任务打断。</w:t>
-      </w:r>
-    </w:p>
-    <w:p>
-      <w:r>
-        <w:rPr>
-          <w:rFonts w:ascii="Consolas" w:hAnsi="Consolas"/>
-          <w:b/>
-          <w:sz w:val="22"/>
-        </w:rPr>
-        <w:t>follow_formation(spacing_m: Optional[float]=None, agl_m: float=2.0, join: str='station', route_wait_s: float=60.0, done_wait_s: float=600.0)</w:t>
-      </w:r>
-    </w:p>
-    <w:p>
-      <w:r>
-        <w:rPr>
-          <w:i/>
-          <w:sz w:val="18"/>
-        </w:rPr>
-        <w:t>第 59 行首次用到 · 编队</w:t>
-      </w:r>
-    </w:p>
-    <w:p>
-      <w:r>
-        <w:t>僚机跟队。</w:t>
-      </w:r>
-      <w:r>
-        <w:rPr>
-          <w:b/>
-        </w:rPr>
-        <w:t>只管空中段</w:t>
-      </w:r>
-      <w:r>
-        <w:t>，起降由调用方自己决定。</w:t>
-      </w:r>
-    </w:p>
-    <w:p>
-      <w:r>
-        <w:rPr>
-          <w:b/>
-        </w:rPr>
-        <w:t>参数</w:t>
+        <w:t>route_wait_s: 等长机下发航线的上限（秒）。等不到就只跟队、不做 分段航向，机头全程不变。</w:t>
       </w:r>
     </w:p>
     <w:p>
@@ -2423,25 +3017,7 @@
         <w:ind w:left="480"/>
       </w:pPr>
       <w:r>
-        <w:t>spacing_m: 跟在长机后方多少米。</w:t>
-      </w:r>
-      <w:r>
-        <w:rPr>
-          <w:b/>
-        </w:rPr>
-        <w:t>不给就用 `self.spacing_m`</w:t>
-      </w:r>
-      <w:r>
-        <w:t xml:space="preserve">， 跟长机那边同一个来源（都来自 </w:t>
-      </w:r>
-      <w:r>
-        <w:rPr>
-          <w:rFonts w:ascii="Consolas" w:hAnsi="Consolas"/>
-        </w:rPr>
-        <w:t>--spacing</w:t>
-      </w:r>
-      <w:r>
-        <w:t>），天然一致。</w:t>
+        <w:t>done_wait_s: 等长机发"解散"的上限（秒）。等不到也会自己出列， 免得长机那边出问题时僚机永远挂着。</w:t>
       </w:r>
     </w:p>
     <w:p>
@@ -2450,7 +3026,156 @@
         <w:ind w:left="480"/>
       </w:pPr>
       <w:r>
-        <w:t>agl_m: 入列和跟队时的离地高度（米）。</w:t>
+        <w:t>turn_at_waypoint: 拐点要不要把机头转到下一段航向。</w:t>
+      </w:r>
+      <w:r>
+        <w:rPr>
+          <w:b/>
+        </w:rPr>
+        <w:t>默认 False=不转</w:t>
+      </w:r>
+      <w:r>
+        <w:t xml:space="preserve"> （2026-10-05 跟长机 </w:t>
+      </w:r>
+      <w:r>
+        <w:rPr>
+          <w:rFonts w:ascii="Consolas" w:hAnsi="Consolas"/>
+        </w:rPr>
+        <w:t>lead_formation()</w:t>
+      </w:r>
+      <w:r>
+        <w:t xml:space="preserve"> 的同名参数对齐，默认值 也一样，两边一起不转才不会出现"长机机头不动、僚机在拐点转"的 不一致）。 · False：传 </w:t>
+      </w:r>
+      <w:r>
+        <w:rPr>
+          <w:rFonts w:ascii="Consolas" w:hAnsi="Consolas"/>
+        </w:rPr>
+        <w:t>turn_in_place=False</w:t>
+      </w:r>
+      <w:r>
+        <w:t xml:space="preserve"> 给 </w:t>
+      </w:r>
+      <w:r>
+        <w:rPr>
+          <w:rFonts w:ascii="Consolas" w:hAnsi="Consolas"/>
+        </w:rPr>
+        <w:t>formation_follower_node</w:t>
+      </w:r>
+      <w:r>
+        <w:t xml:space="preserve"> （也就是把它的 </w:t>
+      </w:r>
+      <w:r>
+        <w:rPr>
+          <w:rFonts w:ascii="Consolas" w:hAnsi="Consolas"/>
+        </w:rPr>
+        <w:t>yaw_follow_leg</w:t>
+      </w:r>
+      <w:r>
+        <w:t xml:space="preserve"> 关掉），僚机全程机头不变； 入列前飞站位点那一次 </w:t>
+      </w:r>
+      <w:r>
+        <w:rPr>
+          <w:rFonts w:ascii="Consolas" w:hAnsi="Consolas"/>
+        </w:rPr>
+        <w:t>face_yaw()</w:t>
+      </w:r>
+      <w:r>
+        <w:t xml:space="preserve"> 也一并跳过。 · True：拐点先停下转到该段航向再前飞。⚠️ 那条路的门控 （</w:t>
+      </w:r>
+      <w:r>
+        <w:rPr>
+          <w:rFonts w:ascii="Consolas" w:hAnsi="Consolas"/>
+        </w:rPr>
+        <w:t>_yaw_turning</w:t>
+      </w:r>
+      <w:r>
+        <w:t>）</w:t>
+      </w:r>
+      <w:r>
+        <w:rPr>
+          <w:b/>
+        </w:rPr>
+        <w:t>只有"机头真的转到位"一个出口、没有超时逃生</w:t>
+      </w:r>
+      <w:r>
+        <w:t>， 航向指令一旦不生效（例如 PX4CTRL_YAW_LOCK_ENABLED=true）僚机会 永久悬停——2026-10-04 真机就是这么挂的。 ⚠️ 不管这一项取什么值，</w:t>
+      </w:r>
+      <w:r>
+        <w:rPr>
+          <w:rFonts w:ascii="Consolas" w:hAnsi="Consolas"/>
+        </w:rPr>
+        <w:t>leg_route</w:t>
+      </w:r>
+      <w:r>
+        <w:t xml:space="preserve"> 都照常下发：它除了定航向，还 用来算</w:t>
+      </w:r>
+      <w:r>
+        <w:rPr>
+          <w:b/>
+        </w:rPr>
+        <w:t>航线里程尺</w:t>
+      </w:r>
+      <w:r>
+        <w:t>（清洗长机轨迹）和</w:t>
+      </w:r>
+      <w:r>
+        <w:rPr>
+          <w:b/>
+        </w:rPr>
+        <w:t>拐点前馈收油</w:t>
+      </w:r>
+      <w:r>
+        <w:t xml:space="preserve"> （</w:t>
+      </w:r>
+      <w:r>
+        <w:rPr>
+          <w:rFonts w:ascii="Consolas" w:hAnsi="Consolas"/>
+        </w:rPr>
+        <w:t>corner_ff_radius_m</w:t>
+      </w:r>
+      <w:r>
+        <w:t>），关掉航向不等于不需要航线。</w:t>
+      </w:r>
+    </w:p>
+    <w:p>
+      <w:r>
+        <w:rPr>
+          <w:rFonts w:ascii="Consolas" w:hAnsi="Consolas"/>
+          <w:b/>
+          <w:sz w:val="22"/>
+        </w:rPr>
+        <w:t>return_home(land: bool=True, agl_m: float=2.0, sound: Optional[str]=None, report: Optional[str]=None, direct: bool=False)</w:t>
+      </w:r>
+    </w:p>
+    <w:p>
+      <w:r>
+        <w:rPr>
+          <w:i/>
+          <w:sz w:val="18"/>
+        </w:rPr>
+        <w:t>第 91 行首次用到 · 起飞 / 降落 / 返航</w:t>
+      </w:r>
+    </w:p>
+    <w:p>
+      <w:r>
+        <w:t>回自己的起飞点，默认降落。返回</w:t>
+      </w:r>
+      <w:r>
+        <w:rPr>
+          <w:b/>
+        </w:rPr>
+        <w:t>是否真的落在自己的起降点上</w:t>
+      </w:r>
+      <w:r>
+        <w:t>。</w:t>
+      </w:r>
+    </w:p>
+    <w:p>
+      <w:r>
+        <w:rPr>
+          <w:b/>
+        </w:rPr>
+        <w:t>参数</w:t>
       </w:r>
     </w:p>
     <w:p>
@@ -2459,25 +3184,7 @@
         <w:ind w:left="480"/>
       </w:pPr>
       <w:r>
-        <w:t xml:space="preserve">join: </w:t>
-      </w:r>
-      <w:r>
-        <w:rPr>
-          <w:rFonts w:ascii="Consolas" w:hAnsi="Consolas"/>
-        </w:rPr>
-        <w:t>'station'</w:t>
-      </w:r>
-      <w:r>
-        <w:t xml:space="preserve"> 先飞到"航线起点后方 spacing 米"的站位点再入列 （编队从头开始时用）；</w:t>
-      </w:r>
-      <w:r>
-        <w:rPr>
-          <w:rFonts w:ascii="Consolas" w:hAnsi="Consolas"/>
-        </w:rPr>
-        <w:t>'nearest'</w:t>
-      </w:r>
-      <w:r>
-        <w:t xml:space="preserve"> 就地入列（任务流程里僚机刚 做完事就在长机附近，再飞一趟站位点纯属绕路）。</w:t>
+        <w:t>land: True = 到位后降落（默认）；False = 只飞回起飞点上空悬停。</w:t>
       </w:r>
     </w:p>
     <w:p>
@@ -2486,7 +3193,7 @@
         <w:ind w:left="480"/>
       </w:pPr>
       <w:r>
-        <w:t>route_wait_s: 等长机下发航线的上限（秒）。等不到就只跟队、不做 分段航向，机头全程不变。</w:t>
+        <w:t>agl_m: 飞回去时锁的离地高度（米）。</w:t>
       </w:r>
     </w:p>
     <w:p>
@@ -2495,48 +3202,16 @@
         <w:ind w:left="480"/>
       </w:pPr>
       <w:r>
-        <w:t>done_wait_s: 等长机发"解散"的上限（秒）。等不到也会自己出列， 免得长机那边出问题时僚机永远挂着。</w:t>
-      </w:r>
-    </w:p>
-    <w:p>
-      <w:r>
-        <w:rPr>
-          <w:rFonts w:ascii="Consolas" w:hAnsi="Consolas"/>
-          <w:b/>
-          <w:sz w:val="22"/>
-        </w:rPr>
-        <w:t>return_home(land: bool=True, agl_m: float=2.0, sound: Optional[str]=None, report: Optional[str]=None, direct: bool=False)</w:t>
-      </w:r>
-    </w:p>
-    <w:p>
-      <w:r>
-        <w:rPr>
-          <w:i/>
-          <w:sz w:val="18"/>
-        </w:rPr>
-        <w:t>第 60 行首次用到 · 起飞 / 降落 / 返航</w:t>
-      </w:r>
-    </w:p>
-    <w:p>
-      <w:r>
-        <w:t>回自己的起飞点，默认降落。返回</w:t>
+        <w:t>sound: 核对落点通过后才播的声光事件。</w:t>
       </w:r>
       <w:r>
         <w:rPr>
           <w:b/>
         </w:rPr>
-        <w:t>是否真的落在自己的起降点上</w:t>
-      </w:r>
-      <w:r>
-        <w:t>。</w:t>
-      </w:r>
-    </w:p>
-    <w:p>
-      <w:r>
-        <w:rPr>
-          <w:b/>
-        </w:rPr>
-        <w:t>参数</w:t>
+        <w:t>不要在调用方自己播</w:t>
+      </w:r>
+      <w:r>
+        <w:t>—— 任务机全程要降落三次（取器材、放器材、回家），"降落动作完成" 本身说明不了任务结束，得按落点坐标判。</w:t>
       </w:r>
     </w:p>
     <w:p>
@@ -2545,7 +3220,7 @@
         <w:ind w:left="480"/>
       </w:pPr>
       <w:r>
-        <w:t>land: True = 到位后降落（默认）；False = 只飞回起飞点上空悬停。</w:t>
+        <w:t>report: 给队友发的事件名，带 x/y/ok 三个字段。落点不准也发， 否则队友会一直等到超时。</w:t>
       </w:r>
     </w:p>
     <w:p>
@@ -2554,42 +3229,6 @@
         <w:ind w:left="480"/>
       </w:pPr>
       <w:r>
-        <w:t>agl_m: 飞回去时锁的离地高度（米）。</w:t>
-      </w:r>
-    </w:p>
-    <w:p>
-      <w:pPr>
-        <w:pStyle w:val="ListBullet"/>
-        <w:ind w:left="480"/>
-      </w:pPr>
-      <w:r>
-        <w:t>sound: 核对落点通过后才播的声光事件。</w:t>
-      </w:r>
-      <w:r>
-        <w:rPr>
-          <w:b/>
-        </w:rPr>
-        <w:t>不要在调用方自己播</w:t>
-      </w:r>
-      <w:r>
-        <w:t>—— 任务机全程要降落三次（取器材、放器材、回家），"降落动作完成" 本身说明不了任务结束，得按落点坐标判。</w:t>
-      </w:r>
-    </w:p>
-    <w:p>
-      <w:pPr>
-        <w:pStyle w:val="ListBullet"/>
-        <w:ind w:left="480"/>
-      </w:pPr>
-      <w:r>
-        <w:t>report: 给队友发的事件名，带 x/y/ok 三个字段。落点不准也发， 否则队友会一直等到超时。</w:t>
-      </w:r>
-    </w:p>
-    <w:p>
-      <w:pPr>
-        <w:pStyle w:val="ListBullet"/>
-        <w:ind w:left="480"/>
-      </w:pPr>
-      <w:r>
         <w:t xml:space="preserve">direct: True = 整段走直线，不经规划器。含义和前提同 </w:t>
       </w:r>
       <w:r>
@@ -2632,7 +3271,7 @@
           <w:b/>
           <w:sz w:val="22"/>
         </w:rPr>
-        <w:t>run(leader: Any, follower: Any, description: Optional[str]=None, spacing_m: float=4.0)</w:t>
+        <w:t>run(leader: Any, follower: Any, description: Optional[str]=None, spacing_m: float=5.0)</w:t>
       </w:r>
     </w:p>
     <w:p>
@@ -2641,7 +3280,7 @@
           <w:i/>
           <w:sz w:val="18"/>
         </w:rPr>
-        <w:t>第 64 行首次用到 · 程序入口  ·  staticmethod</w:t>
+        <w:t>第 95 行首次用到 · 程序入口  ·  staticmethod</w:t>
       </w:r>
     </w:p>
     <w:p>
